--- a/example_articles/race_ethnicity/White/3.race_ethnicity_White_New_York_Times.docx
+++ b/example_articles/race_ethnicity/White/3.race_ethnicity_White_New_York_Times.docx
@@ -34,12 +34,12 @@
     </w:p>
     <w:p>
       <w:r>
-        <w:t>Extracted race/ethnicity: White</w:t>
+        <w:t>Raw race_ethnicity result: White</w:t>
       </w:r>
     </w:p>
     <w:p>
       <w:r>
-        <w:t>Race/Ethnicity (Standardized): White</w:t>
+        <w:t>race_ethnicity_stand_flat (Standardized): White</w:t>
       </w:r>
     </w:p>
     <w:p>

--- a/example_articles/race_ethnicity/White/3.race_ethnicity_White_New_York_Times.docx
+++ b/example_articles/race_ethnicity/White/3.race_ethnicity_White_New_York_Times.docx
@@ -29,17 +29,17 @@
     </w:p>
     <w:p>
       <w:r>
-        <w:t>Source File: NYT/47.DOCX</w:t>
+        <w:t>Source file: NYT/47.DOCX</w:t>
       </w:r>
     </w:p>
     <w:p>
       <w:r>
-        <w:t>Raw race_ethnicity result: White</w:t>
+        <w:t>Raw race ethnicity result, 'race_ethnicity': White</w:t>
       </w:r>
     </w:p>
     <w:p>
       <w:r>
-        <w:t>race_ethnicity_stand_flat (Standardized): White</w:t>
+        <w:t>Standardized race ethnicity result, 'race_ethnicity_stand_flat': White</w:t>
       </w:r>
     </w:p>
     <w:p>

--- a/example_articles/race_ethnicity/White/3.race_ethnicity_White_New_York_Times.docx
+++ b/example_articles/race_ethnicity/White/3.race_ethnicity_White_New_York_Times.docx
@@ -7,9 +7,9 @@
         <w:pStyle w:val="Heading1"/>
       </w:pPr>
       <w:r>
-        <w:t>EDUCATION;</w:t>
+        <w:t>THE 1990 CAMPAIGN;</w:t>
         <w:br/>
-        <w:t>Classroom Discipline and Lessons in Social Values</w:t>
+        <w:t>Seeking Bit of Revenge in Texas, Bush Stumps for a Hard-Pressed Williams</w:t>
       </w:r>
     </w:p>
     <w:p>
@@ -19,17 +19,17 @@
     </w:p>
     <w:p>
       <w:r>
-        <w:t>Date: 1990-01-31</w:t>
+        <w:t>Date: 1990-11-06</w:t>
       </w:r>
     </w:p>
     <w:p>
       <w:r>
-        <w:t>Section: Section B; Page 7, Column 3; National Desk</w:t>
+        <w:t>Section: Section B;; Section B; Page 8; Column 1; National Desk; Column 1;</w:t>
       </w:r>
     </w:p>
     <w:p>
       <w:r>
-        <w:t>Source file: NYT/47.DOCX</w:t>
+        <w:t>Source file: NYT/34.DOCX</w:t>
       </w:r>
     </w:p>
     <w:p>
@@ -51,63 +51,141 @@
     </w:p>
     <w:p>
       <w:r>
-        <w:t>Laurel Cress, a third-grade teacher, has done away with all the usual ways of maintaining order. Students do not get points or candy for behaving well. The names of problem students are not posted on the blackboard or anywhere else in the classroom.</w:t>
+        <w:t>George Bush never forgets a slight.</w:t>
         <w:br/>
-        <w:t>Yet, her classroom at Longwood Elementary School here is quiet and orderly, a model of control and discipline.</w:t>
+        <w:t>So even though the rough-hewn Republican candidate for Texas governor, Clayton Williams, might not fit into the President's preferred mold of "Tex-prep" politician, an urbane blend of East and Southwest, Mr. Bush was more than happy to stump the state with "Claytie" today. The President praised him as a "Texas original" and "a straight shooter."</w:t>
         <w:br/>
-        <w:t>Disillusioned with what she calls the negativism of classroom management techniques that rely on rewards and punishment, Ms. Cress instead tries to involve children in setting their own rules. The goal is to use discipline as a way to promote altruistic values and cooperative behavior in children, rather than simply as a way to maintain control in the classroom.</w:t>
+        <w:t>Mr. Williams has been losing ground to his Democratic opponent, Ann Richards, the woman who at the 1988 Democratic National Convention had so much fun carving up Mr. Bush as a man "born with a silver foot in his mouth."</w:t>
         <w:br/>
-        <w:t>Ms. Cress and her school are participants in the Child Development Project, a local program financed by the William and Flora Hewlett Foundatiion, a private philanthropic organization based in Menlo Park, Calif. The goal of the project, now in its seventh year, is to help children nurture qualities like responsibility and concern for others.</w:t>
-        <w:br/>
-        <w:t>''Teachers may be able to get students to shape up and perform using traditional reward-punishment techniques,'' Eric Schaps, the project's director in San Ramon, said recently. ''But there are long-term costs in the way children fail to internalize the standards and expectations we would like them to become committed to.''</w:t>
+        <w:t>"Sorry I'm late," the President said to the crowd at a turn-out-the-vote rally here. "But Claytie and I set off the metal detectors with our silver feet."</w:t>
         <w:br/>
         <w:t xml:space="preserve"> </w:t>
         <w:br/>
-        <w:t>The Importance of Discipline</w:t>
+        <w:t>Foot-in-Mouth Problems</w:t>
         <w:br/>
-        <w:t>Although discipline is a central concern of most teachers, it has not received much attention in the context of efforts to revamp education in the Uniited States. ''Control of a classroom is at the core of a teacher's sense of competence,'' Mr. Schaps said.</w:t>
+        <w:t xml:space="preserve"> Mr. Williams has been having his own foot-in-mouth problems throughout the campaign, with remarks about rape and Mexican brothels that many women have complained were offensive.</w:t>
         <w:br/>
-        <w:t>The only visible indication of Ms. Cress's approach can be found at the back of the classroom, in a journal illustrated by students and titled ''Our Classroom Norms.'' The four guiding rules, or ''norms,'' as Ms. Cress describes them to her students, are to ''be kind and helpful,'' ''be fair,'' ''be responsible'' and ''be safe.''</w:t>
+        <w:t>The crowd, which had already heard Senator Phil Gramm denounce Ms. Richards for daring to criticize "our great Texas President," loved Mr. Bush's line. It did not seem to matter that Waco is Ms. Richards's home town.</w:t>
         <w:br/>
-        <w:t>At the beginning of the year she asked her students to write down rules they thought should be imposed in the classroom, and they responded with suggestions like ''don't fight'' and ''do your homework.'' She then showed them how all their proposed rules, including specifics like ''don't choke people,'' fit into the broader categories.</w:t>
+        <w:t>Ms. Richards was here Sunday night, in fact, continuing to hammer away at Mr. Williams's admission that he had paid no Federal income tax in 1986, when the state was in a financial downturn.</w:t>
         <w:br/>
-        <w:t>At first, some students have difficulty understanding the difference between rules and norms. But Ms. Cress tries to show them that their behavor should be governed by broader principles and values, rather than by obeying arbitrary rules set by the teacher or the school.</w:t>
+        <w:t>And she tried to turn the President's presence into a liability for her opponent: "President Bush does not want to tax the mega-rich in this country, and he's going to come down here and campaign for somebody that didn't even pay his income taxes in 1986."</w:t>
+        <w:br/>
+        <w:t>There may be other states where George Bush is not wanted and where Republican candidates shy from him as though taxes were contagious, but here in his adopted home state, Mr. Bush is still a draw. He has spent the last three days before the mid-term elections campaigning here, one of three states, along with California and Florida, where Republicans are frantically trying to win governorships.</w:t>
         <w:br/>
         <w:t xml:space="preserve"> </w:t>
         <w:br/>
-        <w:t>Behavior Linked to Norms</w:t>
+        <w:t>A Dart for Kennedy</w:t>
         <w:br/>
-        <w:t>''When I first started teaching, kids would always behave in ways that weren't covered by a rule,'' Ms. Cress said. ''This way I can relate everything back to one of the norms.''</w:t>
+        <w:t xml:space="preserve"> Asked if the President had decided to go to Waco just to take a dig at his Democratic nemesis, Marlin Fitzwater, the President's press secretary, demurred. "We want to defeat Ann Richards, but there is nothing personal about it," he said. But other Bush aides conceded that Mr. Bush would especially like to see Ms. Richards defeated.</w:t>
         <w:br/>
-        <w:t>The project operates in two largely minority schools in Hayward, a working-class community 25 miles south of San Francisco, and in five schools in San Ramon, an affluent, mostly white community 35 miles east of San Francisco. The total enrollment at the seven schools is about 3,000.</w:t>
+        <w:t>While the President was settling scores, he also snidely alluded to the renowned "Where's George?" speech that Senator Edward M. Kennedy gave at the Democratic convention, noting that George was in Texas campaigning today for Republicans.</w:t>
         <w:br/>
-        <w:t>The project's unusual approach to discipline is only one of several elements it has introduced in an effort to enhance a child's social and moral development, which educators here say has been largely obscured by the current nationwide preoccupation with improving test scores.</w:t>
+        <w:t>Speaking of Senator Kennedy, the President called him "that great bas . . . ." As the crowd began laughing and hooting, Mr. Bush finished, ". . . tion of democracy."</w:t>
         <w:br/>
-        <w:t>Marilyn Watson, an educator with the Child Development Project, said that when the project first began skeptical teachers responded by saying, ''If you don't punish and you don't reward, you can't control.'' But she said teachers soon found that ''you can have pleasant things happen in the classroom without it being contingent and manipulative.''</w:t>
+        <w:t>Mr. Bush has been trying to convince voters that despite his efforts to protect the higher income groups in the budget negotiations Republicans are the party of working-class Americans.</w:t>
+        <w:br/>
+        <w:t>In Tyler, Tex., he urged the audience not to listen to the liberals' oratory "about soaking the rich," adding, "They're after you, every single one of you."</w:t>
+        <w:br/>
+        <w:t>But the imagery of the working class, the "Bubba" vote -- the good old boys of Texas -- and good Republican cloth coats was lost on Mr. Williams's wife, Modesta. Mrs. Williams, who has been featured on radio advertisements in Texas trying to help her husband with female voters by describing him as tough but sensitive, showed up at the President's side in Tyler wearing a full-length fur coat and two large diamond rings.</w:t>
         <w:br/>
         <w:t xml:space="preserve"> </w:t>
         <w:br/>
-        <w:t>Reasons Behind the Rules</w:t>
-        <w:br/>
-        <w:t>Ms. Watson said the core of classroom discipline lies in teachers' developing positive relationships with their students and helping them understand the reasons behind the rules.</w:t>
-        <w:br/>
-        <w:t>Teachers are still expected to exercise control over their students, but the control is intended to help students learn, rather than being punitive. Misbehaving students, for example, might still be sent out of the classroon for a short period, but the students themselves decide when they are ready to return.</w:t>
-        <w:br/>
-        <w:t>''The goal is for children to become self-controlled and self-disciplined,'' Ms. Watson said.  When Ann Cerri, a sixth-grade teacher at Walt Disney Elementary School in San Ramon, began teaching more than a dozen years ago she used conventional ''assertive'' discipline approaches, like putting checkmarks next to the names of recalcitrant students on the blackboard. But she said that while these techniques helped her maintain control she could see it was not building any long-range values. ''It wasn't looking down the road,'' she said. ''It was just looking at immediate results.''</w:t>
+        <w:t>Massachusetts</w:t>
         <w:br/>
         <w:t xml:space="preserve"> </w:t>
         <w:br/>
-        <w:t>'Listening to Others' Ideas'</w:t>
+        <w:t>Confidence Here, Contention There</w:t>
         <w:br/>
-        <w:t>On a recent morning, most of the noise in Ms. Cerri's class came from adjoining classrooms. Her 23 students were working quietly in groups on a reading assignment, trying to come up with definitions for words like ''vengeance,'' ''repertory'' and ''fracas.'' On the blackboard she described the ''social goal'' of the assignment as ''listening to others' ideas.''</w:t>
+        <w:t xml:space="preserve"> BOSTON, Nov. 5 -- William F. Weld, the Republican candidate for governor, took to the streets today while his Democratic opponent, John R. Silber, appeared on a series of radio talk shows in last-minute campaigning before an election on Tuesday that is neck and neck in the polls.</w:t>
         <w:br/>
-        <w:t>When a student talked out of turn she gave him a pointed glance. And when the class became too noisy she raised her hand silently, without saying anything. Students responded readily. When one student tilted back dangerously in her chair, Ms. Cerri quietly went over and tapped the student's shoulder. The student immediately came back to earth.</w:t>
+        <w:t>At a subway station in Quincy, a working-class suburb of Boston, Mr. Weld told voters, "They say it's a tie, but out on the street I sense it coming our way."</w:t>
         <w:br/>
-        <w:t>Joey Littleton, an 11-year-old student wearing an Oakland Raiders sweatshirt and a Baltimore Orioles cap, conceded that he sometimes gets into trouble. Two weeks ago, he said, he yelled out answers across the room in a mathematics lesson instead of raising his hand. Ms. Cerri, he recalls, waited until a break between periods and then told him privately that if he yelled out the answers his classmates would not get a chance to answer. Now he says he understands that being fair means ''listening to other people's answers, and giving everyone a chance.''</w:t>
+        <w:t>Mr. Weld, who looked relaxed and confident, in sharp contrast to his appearance at the candidates' final debate last Tuesday, seemed to believe that he was being helped by two television appearances by Dr. Silber, the president of Boston University, over the past few days. In each interview, Dr. Silber exploded at the anchorwomen interviewing him, raising anew the issue of his temperament.</w:t>
         <w:br/>
-        <w:t>Although improving academic performance is not a major goal of the project, educators here say that creating a positive environment in the classroom will enhance learning. But they also say larger and often-ignored issues are at stake.</w:t>
+        <w:t>Dr. Silber, who took part in 20 radio talk shows today from his campaign headquarters, sought to counter the televised interviews by repeating his contention that the media have been "deliberately distorting" his views. In a call-in appearance on WEZE radio in Boston, Dr. Silber said he would have been "temperamentally unfit" if he did not hit back at one of the interviewers, Leslie Stahl of CBS-TV, who he said had incorrectly portrayed him as "Bubba of the North."</w:t>
         <w:br/>
-        <w:t>''It is important for kids to learn what it means to live in a democratic society,'' Ms. Watson said. ''The worst of all outcomes would be to have very bright, highly skilled young people without a basic commitment to fairness, justice and caring.''</w:t>
+        <w:t>Ms. Stahl made the characterization Sunday on the network's "Face The Nation" program.</w:t>
+        <w:br/>
+        <w:t>Last week, when Dr. Silber, in an informal family setting, was asked by a local anchorwoman to talk about his strengths and weaknesses, he shot back, "You find a weakness."</w:t>
+        <w:br/>
+        <w:t>"I don't have to go around telling you what's wrong with me," he said. "The media have manufactured about 16,000 nonexisting qualities that are offensive and attributed them all to me."</w:t>
+        <w:br/>
+        <w:t>By contrast, Mr. Weld poked fun at himself today. A Federal prosecutor in the Reagan Administration, he has been courting liberals while trying to hold his base among conservatives. Today, when asked by an elderly woman if he is Ukrainian, Mr. Weld said, "No."</w:t>
+        <w:br/>
+        <w:t>"I try to be all things to all people," he said, "but sometimes I fall short."</w:t>
+        <w:br/>
+        <w:t>FOX BUTTERFIELD</w:t>
+        <w:br/>
+        <w:t xml:space="preserve"> </w:t>
+        <w:br/>
+        <w:t>Florida</w:t>
+        <w:br/>
+        <w:t xml:space="preserve"> </w:t>
+        <w:br/>
+        <w:t>A Statewide Blitz vs. Small Rallies</w:t>
+        <w:br/>
+        <w:t xml:space="preserve"> MIAMI, Nov. 5 -- Bob Martinez, who hopes to be the first Republican Governor re-elected in Florida since Reconstruction, spent the final hours of this hotly contested election logging hundreds of air miles, spanning the state in a private jet. He called meetings with the news media in every major city, virtually guaranteeing spots on local news stations.</w:t>
+        <w:br/>
+        <w:t>His opponent, former Senator Lawton Chiles, buoyed by independant polls in which he had a slight edge, had breakfast with 500 supporters in central Florida, flanked by Senator Bob Graham, former Gov. Reubin Askew and Senator Sam Nunn of Georgia. At lunchtime about 100 supporters greeted Mr. Chiles in downtown Jacksonville, where he said, "We are confident. Our heart is full today. We feel very good, certainly excited. The reaction contines to build."</w:t>
+        <w:br/>
+        <w:t>Mr. Chiles planned an election eve rally on the Capitol steps in Tallahassee.</w:t>
+        <w:br/>
+        <w:t>Governor Martinez is hoping to woo undecided voters with his whirlwind tour and plans an Election Day visit to Cuban-Americans in Miami. "I feel good," he said in Tallahassee this morning. "No matter what time it gets over, we will have won." He cautioned that the outcome would not be clear until the early morning hours Wednesday.</w:t>
+        <w:br/>
+        <w:t>Mr. Chiles was also flush with confidence. "We wouldn't do anything differant," he said at the lunchtime rally. "We kept to the campaign we started and the people responded. I'm looking forward to a victory tomorrow, and whatever it is, it is going to be a good one."</w:t>
+        <w:br/>
+        <w:t xml:space="preserve"> </w:t>
+        <w:br/>
+        <w:t>Illinois</w:t>
+        <w:br/>
+        <w:t xml:space="preserve"> </w:t>
+        <w:br/>
+        <w:t>Focus at the Wire Remains on Taxes</w:t>
+        <w:br/>
+        <w:t xml:space="preserve"> CHICAGO, Nov. 5 -- The Republican candidate for governor, Jim Edgar, who has sought to distance himself from President Bush and the Republican Party, barnstormed the state today, telling voters, "I don't make commitments I can't keep."</w:t>
+        <w:br/>
+        <w:t>His Democratic candidate, Neil F. Hartigan slogged through a raw, rainy day in Chicago and repeated his theme that Republicans protect the rich. At a center for the elderly, Mr. Hartigan, the State Attorney General, said President Bush and other Republicans were "more worried about millionaires" than about Social Security recipients.</w:t>
+        <w:br/>
+        <w:t>The race is a virtual dead heat in the polls.</w:t>
+        <w:br/>
+        <w:t>"People want change," Mr. Hartigan said as he walked arm and arm with his wife and children along a street in downtown Rockford. In that stop and earlier ones, he hammered home his call for cuts in state taxes and spending.</w:t>
+        <w:br/>
+        <w:t>Mr. Edgar, who campaigned in Springfield, Peoria and Chicago, repeated his intention to keep a state income tax surcharge, a politically unpopular stance that has helped Mr. Hartigan close an early gap in the polls. Mayor Richard M. Daley of Chicago and education officials in the city say the surcharge is badly needed for poor schools.</w:t>
+        <w:br/>
+        <w:t>Mr. Edgar, the Illinois Secretary of State, said honesty would be the decisive factor in the election. "People don't believe Neil Hartigan," he said, referring to his opponent's pledge to cut the state budget by 2 percent in addition to repealing the surcharge. "His credibility is his biggest liability. People want a leader they can trust."</w:t>
+        <w:br/>
+        <w:t>The race is complicated by the emergence of a third party, the Harold Washington Party and its all-black ticket. The party is running candidates only in Cook County races.</w:t>
+        <w:br/>
+        <w:t>The Democratic Party tried to keep the new party off the ballot, fearing that it would siphon away black, traditionally Democratic votes. But it is not clear that the the new party will hurt Democrats more than Republicans in statewide races. Indeed, many leading black political commentators here have endorsed Mr. Edgar.</w:t>
+        <w:br/>
+        <w:t>Mr. Edgar, a 44-year-old native of the small central Illinois city of Charleston, has fared much better in Chicago than Republican politicians from small towns usually do. Mr. Hartigan, 52, has had much better success in rural counties south of Chicago than traditional for a Chicago Democrat.</w:t>
+        <w:br/>
+        <w:t>DIRK JOHNSON</w:t>
+        <w:br/>
+        <w:t xml:space="preserve"> </w:t>
+        <w:br/>
+        <w:t>California</w:t>
+        <w:br/>
+        <w:t xml:space="preserve"> </w:t>
+        <w:br/>
+        <w:t>Flurry of Speeches And Voter Drives</w:t>
+        <w:br/>
+        <w:t xml:space="preserve"> LOS ANGELES, Nov. 5 -- With voter turnout a possibly decisive variable in California's election for governor, both candidates spent the final day of the campaign on vigorous fly-around tours, ending up in the cities where each once served as Mayor.</w:t>
+        <w:br/>
+        <w:t>The Democrat, Dianne Feinstein, former Mayor of San Francisco, and her Republican opponent, Senator Pete Wilson, former Mayor of San Diego, each addressed voters in five cities, accompanied by a last barrage of television commercials.</w:t>
+        <w:br/>
+        <w:t>Mr. Wilson, who campaigned beside President Bush earlier in the race, had two appearances today with former President Ronald Reagan, as well as with the outgoing Governor, George Deukmejian.</w:t>
+        <w:br/>
+        <w:t>Ms. Feinstein appeared with leading state Democratic officials and with the actor Chevy Chase, concluding her day at a project for affordable housing that she had sponsored as Mayor.</w:t>
+        <w:br/>
+        <w:t>After a campaign that has seen sharp exchanges, but not broad differences on issues like crime and the environment, the final day's remarks focused on Ms. Feinstein's populist attack against Mr. Wilson and his response that he would unite Californians.</w:t>
+        <w:br/>
+        <w:t>Mr. Wilson has a slight lead in the latest polls, but polling experts do not consider it to be large enough to be decisive.</w:t>
+        <w:br/>
+        <w:t>As a result, both sides have focused on voter turnout, with a final mailing of more than three million slate cards by the Democrats and with what a Wilson spokesman, Lynda Schuler, called "the biggest Republican get-out-the-vote drive in state history."</w:t>
+        <w:br/>
+        <w:t>SETH MYDANS</w:t>
         <w:br/>
         <w:br/>
         <w:t>Graphic</w:t>
@@ -115,7 +193,7 @@
         <w:br/>
         <w:t xml:space="preserve"> </w:t>
         <w:br/>
-        <w:t>Photo: Laurel Cress helping her third-grade pupils set their own rules for classroom behavior at the Longwood Elementary School in Hayward, Calif. The school is a participant in the Child Development Project. (NYT/Terrence McCarthy)</w:t>
+        <w:t>Photos: Dianne Feinstein, right, Democratic candidate for California governor, with Alice Harris at a rally in Santa Monica.; Gov. Bob Martinez of Florida with his wife, Mary Jane, in Tallahassee as he began a final campaign swing yesterday.  (Associated Press); William F. Weld, Republican candidate for governor of Massachusetts, signing a poster criticizing his opponent, John R. Silber. (Rick Freeman for The New York Times); Neil F. Hartigan, Democratic candidate for governor of Illinois, campaigning yesterday in Rockford. (Associated Press)</w:t>
       </w:r>
     </w:p>
     <w:sectPr>

--- a/example_articles/race_ethnicity/White/3.race_ethnicity_White_New_York_Times.docx
+++ b/example_articles/race_ethnicity/White/3.race_ethnicity_White_New_York_Times.docx
@@ -7,9 +7,7 @@
         <w:pStyle w:val="Heading1"/>
       </w:pPr>
       <w:r>
-        <w:t>THE 1990 CAMPAIGN;</w:t>
-        <w:br/>
-        <w:t>Seeking Bit of Revenge in Texas, Bush Stumps for a Hard-Pressed Williams</w:t>
+        <w:t>Trump's Alarming Success</w:t>
       </w:r>
     </w:p>
     <w:p>
@@ -19,17 +17,17 @@
     </w:p>
     <w:p>
       <w:r>
-        <w:t>Date: 1990-11-06</w:t>
+        <w:t>Date: 2016-11-09</w:t>
       </w:r>
     </w:p>
     <w:p>
       <w:r>
-        <w:t>Section: Section B;; Section B; Page 8; Column 1; National Desk; Column 1;</w:t>
+        <w:t>Section: Section A; Column 0; Editorial Desk; Pg. 27; OP-ED COLUMNIST</w:t>
       </w:r>
     </w:p>
     <w:p>
       <w:r>
-        <w:t>Source file: NYT/34.DOCX</w:t>
+        <w:t>Source file: NYT/25.DOCX</w:t>
       </w:r>
     </w:p>
     <w:p>
@@ -51,149 +49,60 @@
     </w:p>
     <w:p>
       <w:r>
-        <w:t>George Bush never forgets a slight.</w:t>
+        <w:t>Just days ago I was in Ohio. I was talking to Republicans, and this was the refrain I kept hearing: Donald Trump is throwing this election away. He has no real campaign here. No get-out-the-vote operation. No ground game. Nothing that signifies or befits a truly serious presidential candidate.</w:t>
         <w:br/>
-        <w:t>So even though the rough-hewn Republican candidate for Texas governor, Clayton Williams, might not fit into the President's preferred mold of "Tex-prep" politician, an urbane blend of East and Southwest, Mr. Bush was more than happy to stump the state with "Claytie" today. The President praised him as a "Texas original" and "a straight shooter."</w:t>
+        <w:t xml:space="preserve">These Republicans thought that he'd win the state -- barely. But they didn't think that he could snatch victories in some of the other places that he did on Tuesday, or draw so close to Hillary Clinton elsewhere, or compete so tightly in the election over all. It was done, over, finished. </w:t>
         <w:br/>
-        <w:t>Mr. Williams has been losing ground to his Democratic opponent, Ann Richards, the woman who at the 1988 Democratic National Convention had so much fun carving up Mr. Bush as a man "born with a silver foot in his mouth."</w:t>
+        <w:t xml:space="preserve">  She had the best experts that money could buy, the most sophisticated data operation that the smartest wonks could put together, and the dutiful troops who went door to door, handing out ''Stronger Together'' literature and pleading her case.</w:t>
         <w:br/>
-        <w:t>"Sorry I'm late," the President said to the crowd at a turn-out-the-vote rally here. "But Claytie and I set off the metal detectors with our silver feet."</w:t>
+        <w:t xml:space="preserve">  He had his hair and his ego.</w:t>
         <w:br/>
-        <w:t xml:space="preserve"> </w:t>
+        <w:t xml:space="preserve">  And yet Donald Trump was just elected the 45th president of the United States, soon to take a seat at the most important desk in the most august office in the most consequential residence of the world. Yes, Donald Trump. That gale-force sigh of relief you heard was Chris Christie's. That demonic cackle of glee was Rudy Giuliani's.</w:t>
         <w:br/>
-        <w:t>Foot-in-Mouth Problems</w:t>
+        <w:t xml:space="preserve">  That shriek of horror was mine.</w:t>
         <w:br/>
-        <w:t xml:space="preserve"> Mr. Williams has been having his own foot-in-mouth problems throughout the campaign, with remarks about rape and Mexican brothels that many women have complained were offensive.</w:t>
+        <w:t xml:space="preserve">  Trump defied the predictions of pundits and pollsters, more than a few of whom foresaw an Electoral College landslide for Hillary Clinton. That's what their numbers told them.</w:t>
         <w:br/>
-        <w:t>The crowd, which had already heard Senator Phil Gramm denounce Ms. Richards for daring to criticize "our great Texas President," loved Mr. Bush's line. It did not seem to matter that Waco is Ms. Richards's home town.</w:t>
+        <w:t xml:space="preserve">  But that's not what America had to say.</w:t>
         <w:br/>
-        <w:t>Ms. Richards was here Sunday night, in fact, continuing to hammer away at Mr. Williams's admission that he had paid no Federal income tax in 1986, when the state was in a financial downturn.</w:t>
+        <w:t xml:space="preserve">  On Election Day, Trump did what he had throughout his surreal campaign: exploded the traditional assumptions, upended the usual expectations and forced us to look afresh at the accepted truisms and hoary clichés of our political life. There are important lessons to learn and crucial questions to ask.</w:t>
         <w:br/>
-        <w:t>And she tried to turn the President's presence into a liability for her opponent: "President Bush does not want to tax the mega-rich in this country, and he's going to come down here and campaign for somebody that didn't even pay his income taxes in 1986."</w:t>
+        <w:t xml:space="preserve">  Democrats are in the same position that Republicans were when Trump romped to their party's nomination, which they were convinced for so long he could never get. They need to look seriously at the way they do business and how they arrived at this surprising, humbling destination.</w:t>
         <w:br/>
-        <w:t>There may be other states where George Bush is not wanted and where Republican candidates shy from him as though taxes were contagious, but here in his adopted home state, Mr. Bush is still a draw. He has spent the last three days before the mid-term elections campaigning here, one of three states, along with California and Florida, where Republicans are frantically trying to win governorships.</w:t>
+        <w:t xml:space="preserve">  Are the unglamorous, tedious approaches to rounding up votes as powerful as the booming voice of a celebrity with hours of free television time and millions of rapt Twitter followers? Does the imprimatur of the establishment and a towering stack of endorsements and a bulging retinue of pop stars and Hollywood actors make any difference when there's a fury out there that you haven't fully and earnestly tried to understand? Does accurate polling lag behind the nature of contemporary American life?</w:t>
         <w:br/>
-        <w:t xml:space="preserve"> </w:t>
+        <w:t xml:space="preserve">  And is a party being remotely realistic -- or entirely reckless -- to try to sell a candidate who personifies the status quo to an electorate that's clearly hungry for some kind of shock to the system?</w:t>
         <w:br/>
-        <w:t>A Dart for Kennedy</w:t>
+        <w:t xml:space="preserve">  There was an arrogance and foolishness to lining up behind Hillary Clinton as soon as so many Democratic leaders did, and to putting all their chips on her.</w:t>
         <w:br/>
-        <w:t xml:space="preserve"> Asked if the President had decided to go to Waco just to take a dig at his Democratic nemesis, Marlin Fitzwater, the President's press secretary, demurred. "We want to defeat Ann Richards, but there is nothing personal about it," he said. But other Bush aides conceded that Mr. Bush would especially like to see Ms. Richards defeated.</w:t>
+        <w:t xml:space="preserve">  She fit the circumstances of 2016 awkwardly, in the same way that Jeb Bush did.</w:t>
         <w:br/>
-        <w:t>While the President was settling scores, he also snidely alluded to the renowned "Where's George?" speech that Senator Edward M. Kennedy gave at the Democratic convention, noting that George was in Texas campaigning today for Republicans.</w:t>
+        <w:t xml:space="preserve">  She was a profoundly flawed candidate unable to make an easy connection with voters. She was forever surrounded by messes: some of her own making, some blown out of proportion by the news media, all of them exhausting to voters who had lived through a quarter century of political melodrama with her.</w:t>
         <w:br/>
-        <w:t>Speaking of Senator Kennedy, the President called him "that great bas . . . ." As the crowd began laughing and hooting, Mr. Bush finished, ". . . tion of democracy."</w:t>
+        <w:t xml:space="preserve">  She never found a pithy, pointed message. One Ohio resident noted to me that while Clinton's campaign workers showed up at his doorstep several times a week, they dropped off pamphlets dense with the rationale for her candidacy, the policies she'd espouse, the promises she was making.</w:t>
         <w:br/>
-        <w:t>Mr. Bush has been trying to convince voters that despite his efforts to protect the higher income groups in the budget negotiations Republicans are the party of working-class Americans.</w:t>
+        <w:t xml:space="preserve">  To read it was a commitment, and you couldn't reduce to one sentence, or even two, what the meaning of her candidacy was.</w:t>
         <w:br/>
-        <w:t>In Tyler, Tex., he urged the audience not to listen to the liberals' oratory "about soaking the rich," adding, "They're after you, every single one of you."</w:t>
+        <w:t xml:space="preserve">  It's insane that a pledge to ''make America great again'' works better, because the vow is so starry-eyed and pat. But it's concise. Digestible. It takes emotion into account. Democrats in general and Clinton in particular aren't always good at that.</w:t>
         <w:br/>
-        <w:t>But the imagery of the working class, the "Bubba" vote -- the good old boys of Texas -- and good Republican cloth coats was lost on Mr. Williams's wife, Modesta. Mrs. Williams, who has been featured on radio advertisements in Texas trying to help her husband with female voters by describing him as tough but sensitive, showed up at the President's side in Tyler wearing a full-length fur coat and two large diamond rings.</w:t>
+        <w:t xml:space="preserve">  The party had a night so miserable that its leaders cannot chalk it up to the Russians or to James Comey, though there will be plenty of talk about that, much of it warranted. They had a gorgeous chance to retake their Senate majority, and not only did they fail to do so, but Democratic candidates who were thought to be in tight races lost by significant margins.</w:t>
         <w:br/>
-        <w:t xml:space="preserve"> </w:t>
+        <w:t xml:space="preserve">  Clinton struggled more than had been predicted in the so-called Rust Belt -- states like Ohio, Michigan, Wisconsin and Pennsylvania -- in yet another illustration of how disaffected working-class white men had become and how estranged from a new economy and a new age they felt.</w:t>
         <w:br/>
-        <w:t>Massachusetts</w:t>
+        <w:t xml:space="preserve">  Their anger was the story of the primaries, the fuel not just for Trump's campaign but for Bernie Sanders's as well. And it manifested itself in the general election. Both parties are going to have to reckon with it.</w:t>
         <w:br/>
-        <w:t xml:space="preserve"> </w:t>
+        <w:t xml:space="preserve">  And they should. If this were all that Trump had shown us, we'd owe him our thanks.</w:t>
         <w:br/>
-        <w:t>Confidence Here, Contention There</w:t>
+        <w:t xml:space="preserve">  But there are darker implications here, too. After all the lies he told, all the fantasy he indulged in, all the hate he spewed and all the divisions he sharpened, he was rewarded with the highest office in the land. What does that portend for the politics of the next few years, for the kinds of congressional candidates we'll see in 2018, for the presidential race of 2020?</w:t>
         <w:br/>
-        <w:t xml:space="preserve"> BOSTON, Nov. 5 -- William F. Weld, the Republican candidate for governor, took to the streets today while his Democratic opponent, John R. Silber, appeared on a series of radio talk shows in last-minute campaigning before an election on Tuesday that is neck and neck in the polls.</w:t>
+        <w:t xml:space="preserve">  I can't bear to think about the conflagrations to come.</w:t>
         <w:br/>
-        <w:t>At a subway station in Quincy, a working-class suburb of Boston, Mr. Weld told voters, "They say it's a tie, but out on the street I sense it coming our way."</w:t>
+        <w:t xml:space="preserve">  I invite you to follow me on Twitter (@FrankBruni) and join me on Facebook.</w:t>
         <w:br/>
-        <w:t>Mr. Weld, who looked relaxed and confident, in sharp contrast to his appearance at the candidates' final debate last Tuesday, seemed to believe that he was being helped by two television appearances by Dr. Silber, the president of Boston University, over the past few days. In each interview, Dr. Silber exploded at the anchorwomen interviewing him, raising anew the issue of his temperament.</w:t>
-        <w:br/>
-        <w:t>Dr. Silber, who took part in 20 radio talk shows today from his campaign headquarters, sought to counter the televised interviews by repeating his contention that the media have been "deliberately distorting" his views. In a call-in appearance on WEZE radio in Boston, Dr. Silber said he would have been "temperamentally unfit" if he did not hit back at one of the interviewers, Leslie Stahl of CBS-TV, who he said had incorrectly portrayed him as "Bubba of the North."</w:t>
-        <w:br/>
-        <w:t>Ms. Stahl made the characterization Sunday on the network's "Face The Nation" program.</w:t>
-        <w:br/>
-        <w:t>Last week, when Dr. Silber, in an informal family setting, was asked by a local anchorwoman to talk about his strengths and weaknesses, he shot back, "You find a weakness."</w:t>
-        <w:br/>
-        <w:t>"I don't have to go around telling you what's wrong with me," he said. "The media have manufactured about 16,000 nonexisting qualities that are offensive and attributed them all to me."</w:t>
-        <w:br/>
-        <w:t>By contrast, Mr. Weld poked fun at himself today. A Federal prosecutor in the Reagan Administration, he has been courting liberals while trying to hold his base among conservatives. Today, when asked by an elderly woman if he is Ukrainian, Mr. Weld said, "No."</w:t>
-        <w:br/>
-        <w:t>"I try to be all things to all people," he said, "but sometimes I fall short."</w:t>
-        <w:br/>
-        <w:t>FOX BUTTERFIELD</w:t>
-        <w:br/>
-        <w:t xml:space="preserve"> </w:t>
-        <w:br/>
-        <w:t>Florida</w:t>
-        <w:br/>
-        <w:t xml:space="preserve"> </w:t>
-        <w:br/>
-        <w:t>A Statewide Blitz vs. Small Rallies</w:t>
-        <w:br/>
-        <w:t xml:space="preserve"> MIAMI, Nov. 5 -- Bob Martinez, who hopes to be the first Republican Governor re-elected in Florida since Reconstruction, spent the final hours of this hotly contested election logging hundreds of air miles, spanning the state in a private jet. He called meetings with the news media in every major city, virtually guaranteeing spots on local news stations.</w:t>
-        <w:br/>
-        <w:t>His opponent, former Senator Lawton Chiles, buoyed by independant polls in which he had a slight edge, had breakfast with 500 supporters in central Florida, flanked by Senator Bob Graham, former Gov. Reubin Askew and Senator Sam Nunn of Georgia. At lunchtime about 100 supporters greeted Mr. Chiles in downtown Jacksonville, where he said, "We are confident. Our heart is full today. We feel very good, certainly excited. The reaction contines to build."</w:t>
-        <w:br/>
-        <w:t>Mr. Chiles planned an election eve rally on the Capitol steps in Tallahassee.</w:t>
-        <w:br/>
-        <w:t>Governor Martinez is hoping to woo undecided voters with his whirlwind tour and plans an Election Day visit to Cuban-Americans in Miami. "I feel good," he said in Tallahassee this morning. "No matter what time it gets over, we will have won." He cautioned that the outcome would not be clear until the early morning hours Wednesday.</w:t>
-        <w:br/>
-        <w:t>Mr. Chiles was also flush with confidence. "We wouldn't do anything differant," he said at the lunchtime rally. "We kept to the campaign we started and the people responded. I'm looking forward to a victory tomorrow, and whatever it is, it is going to be a good one."</w:t>
-        <w:br/>
-        <w:t xml:space="preserve"> </w:t>
-        <w:br/>
-        <w:t>Illinois</w:t>
-        <w:br/>
-        <w:t xml:space="preserve"> </w:t>
-        <w:br/>
-        <w:t>Focus at the Wire Remains on Taxes</w:t>
-        <w:br/>
-        <w:t xml:space="preserve"> CHICAGO, Nov. 5 -- The Republican candidate for governor, Jim Edgar, who has sought to distance himself from President Bush and the Republican Party, barnstormed the state today, telling voters, "I don't make commitments I can't keep."</w:t>
-        <w:br/>
-        <w:t>His Democratic candidate, Neil F. Hartigan slogged through a raw, rainy day in Chicago and repeated his theme that Republicans protect the rich. At a center for the elderly, Mr. Hartigan, the State Attorney General, said President Bush and other Republicans were "more worried about millionaires" than about Social Security recipients.</w:t>
-        <w:br/>
-        <w:t>The race is a virtual dead heat in the polls.</w:t>
-        <w:br/>
-        <w:t>"People want change," Mr. Hartigan said as he walked arm and arm with his wife and children along a street in downtown Rockford. In that stop and earlier ones, he hammered home his call for cuts in state taxes and spending.</w:t>
-        <w:br/>
-        <w:t>Mr. Edgar, who campaigned in Springfield, Peoria and Chicago, repeated his intention to keep a state income tax surcharge, a politically unpopular stance that has helped Mr. Hartigan close an early gap in the polls. Mayor Richard M. Daley of Chicago and education officials in the city say the surcharge is badly needed for poor schools.</w:t>
-        <w:br/>
-        <w:t>Mr. Edgar, the Illinois Secretary of State, said honesty would be the decisive factor in the election. "People don't believe Neil Hartigan," he said, referring to his opponent's pledge to cut the state budget by 2 percent in addition to repealing the surcharge. "His credibility is his biggest liability. People want a leader they can trust."</w:t>
-        <w:br/>
-        <w:t>The race is complicated by the emergence of a third party, the Harold Washington Party and its all-black ticket. The party is running candidates only in Cook County races.</w:t>
-        <w:br/>
-        <w:t>The Democratic Party tried to keep the new party off the ballot, fearing that it would siphon away black, traditionally Democratic votes. But it is not clear that the the new party will hurt Democrats more than Republicans in statewide races. Indeed, many leading black political commentators here have endorsed Mr. Edgar.</w:t>
-        <w:br/>
-        <w:t>Mr. Edgar, a 44-year-old native of the small central Illinois city of Charleston, has fared much better in Chicago than Republican politicians from small towns usually do. Mr. Hartigan, 52, has had much better success in rural counties south of Chicago than traditional for a Chicago Democrat.</w:t>
-        <w:br/>
-        <w:t>DIRK JOHNSON</w:t>
-        <w:br/>
-        <w:t xml:space="preserve"> </w:t>
-        <w:br/>
-        <w:t>California</w:t>
-        <w:br/>
-        <w:t xml:space="preserve"> </w:t>
-        <w:br/>
-        <w:t>Flurry of Speeches And Voter Drives</w:t>
-        <w:br/>
-        <w:t xml:space="preserve"> LOS ANGELES, Nov. 5 -- With voter turnout a possibly decisive variable in California's election for governor, both candidates spent the final day of the campaign on vigorous fly-around tours, ending up in the cities where each once served as Mayor.</w:t>
-        <w:br/>
-        <w:t>The Democrat, Dianne Feinstein, former Mayor of San Francisco, and her Republican opponent, Senator Pete Wilson, former Mayor of San Diego, each addressed voters in five cities, accompanied by a last barrage of television commercials.</w:t>
-        <w:br/>
-        <w:t>Mr. Wilson, who campaigned beside President Bush earlier in the race, had two appearances today with former President Ronald Reagan, as well as with the outgoing Governor, George Deukmejian.</w:t>
-        <w:br/>
-        <w:t>Ms. Feinstein appeared with leading state Democratic officials and with the actor Chevy Chase, concluding her day at a project for affordable housing that she had sponsored as Mayor.</w:t>
-        <w:br/>
-        <w:t>After a campaign that has seen sharp exchanges, but not broad differences on issues like crime and the environment, the final day's remarks focused on Ms. Feinstein's populist attack against Mr. Wilson and his response that he would unite Californians.</w:t>
-        <w:br/>
-        <w:t>Mr. Wilson has a slight lead in the latest polls, but polling experts do not consider it to be large enough to be decisive.</w:t>
-        <w:br/>
-        <w:t>As a result, both sides have focused on voter turnout, with a final mailing of more than three million slate cards by the Democrats and with what a Wilson spokesman, Lynda Schuler, called "the biggest Republican get-out-the-vote drive in state history."</w:t>
-        <w:br/>
-        <w:t>SETH MYDANS</w:t>
+        <w:t xml:space="preserve">  Follow The New York Times Opinion section on Facebook and Twitter (@NYTopinion), and sign up for the Opinion Today newsletter. </w:t>
         <w:br/>
         <w:br/>
-        <w:t>Graphic</w:t>
-        <w:br/>
-        <w:br/>
-        <w:t xml:space="preserve"> </w:t>
-        <w:br/>
-        <w:t>Photos: Dianne Feinstein, right, Democratic candidate for California governor, with Alice Harris at a rally in Santa Monica.; Gov. Bob Martinez of Florida with his wife, Mary Jane, in Tallahassee as he began a final campaign swing yesterday.  (Associated Press); William F. Weld, Republican candidate for governor of Massachusetts, signing a poster criticizing his opponent, John R. Silber. (Rick Freeman for The New York Times); Neil F. Hartigan, Democratic candidate for governor of Illinois, campaigning yesterday in Rockford. (Associated Press)</w:t>
+        <w:t>http://www.nytimes.com/2016/11/09/opinion/donald-trumps-shocking-success.html</w:t>
       </w:r>
     </w:p>
     <w:sectPr>
